--- a/downloads/documents/05 Materials/Unit 06/Slides/Slides 06.17 - Serve Eat Clean and Reflect.docx
+++ b/downloads/documents/05 Materials/Unit 06/Slides/Slides 06.17 - Serve Eat Clean and Reflect.docx
@@ -6,9 +6,9 @@
       <w:pPr>
         <w:pStyle w:val="Heading1"/>
       </w:pPr>
-      <w:bookmarkStart w:id="20" w:name="slides-06.17-serve-eat-clean-and-reflect"/>
-      <w:r>
-        <w:t xml:space="preserve">Slides 06.17: Serve, Eat, Clean, and Reflect</w:t>
+      <w:bookmarkStart w:id="20" w:name="slides-6.17-serve-eat-clean-and-reflect"/>
+      <w:r>
+        <w:t xml:space="preserve">Slides 6.17: Serve, Eat, Clean, and Reflect</w:t>
       </w:r>
       <w:bookmarkEnd w:id="20"/>
     </w:p>
